--- a/reminders_14oct/2_Reminder2_Letter_Memo1634.docx
+++ b/reminders_14oct/2_Reminder2_Letter_Memo1634.docx
@@ -2,6 +2,46 @@
 <file path=word/document.xml><?xml version="1.0" encoding="utf-8"?>
 <w:document xmlns:wpc="http://schemas.microsoft.com/office/word/2010/wordprocessingCanvas" xmlns:mo="http://schemas.microsoft.com/office/mac/office/2008/main" xmlns:mc="http://schemas.openxmlformats.org/markup-compatibility/2006" xmlns:mv="urn:schemas-microsoft-com:mac:vml" xmlns:o="urn:schemas-microsoft-com:office:office" xmlns:r="http://schemas.openxmlformats.org/officeDocument/2006/relationships" xmlns:m="http://schemas.openxmlformats.org/officeDocument/2006/math" xmlns:v="urn:schemas-microsoft-com:vml" xmlns:wp14="http://schemas.microsoft.com/office/word/2010/wordprocessingDrawing" xmlns:wp="http://schemas.openxmlformats.org/drawingml/2006/wordprocessingDrawing" xmlns:w10="urn:schemas-microsoft-com:office:word" xmlns:w="http://schemas.openxmlformats.org/wordprocessingml/2006/main" xmlns:w14="http://schemas.microsoft.com/office/word/2010/wordml" xmlns:wpg="http://schemas.microsoft.com/office/word/2010/wordprocessingGroup" xmlns:wpi="http://schemas.microsoft.com/office/word/2010/wordprocessingInk" xmlns:wne="http://schemas.microsoft.com/office/word/2006/wordml" xmlns:wps="http://schemas.microsoft.com/office/word/2010/wordprocessingShape" mc:Ignorable="w14 wp14">
   <w:body>
+    <w:p>
+      <w:pPr>
+        <w:spacing w:before="0" w:after="0" w:line="240" w:lineRule="auto"/>
+        <w:jc w:val="center"/>
+      </w:pPr>
+      <w:r>
+        <w:drawing>
+          <wp:inline xmlns:a="http://schemas.openxmlformats.org/drawingml/2006/main" xmlns:pic="http://schemas.openxmlformats.org/drawingml/2006/picture">
+            <wp:extent cx="350306" cy="558000"/>
+            <wp:docPr id="1" name="Picture 1"/>
+            <wp:cNvGraphicFramePr>
+              <a:graphicFrameLocks noChangeAspect="1"/>
+            </wp:cNvGraphicFramePr>
+            <a:graphic>
+              <a:graphicData uri="http://schemas.openxmlformats.org/drawingml/2006/picture">
+                <pic:pic>
+                  <pic:nvPicPr>
+                    <pic:cNvPr id="0" name="ashoka_emblem.png"/>
+                    <pic:cNvPicPr/>
+                  </pic:nvPicPr>
+                  <pic:blipFill>
+                    <a:blip r:embed="rId9"/>
+                    <a:stretch>
+                      <a:fillRect/>
+                    </a:stretch>
+                  </pic:blipFill>
+                  <pic:spPr>
+                    <a:xfrm>
+                      <a:off x="0" y="0"/>
+                      <a:ext cx="350306" cy="558000"/>
+                    </a:xfrm>
+                    <a:prstGeom prst="rect"/>
+                  </pic:spPr>
+                </pic:pic>
+              </a:graphicData>
+            </a:graphic>
+          </wp:inline>
+        </w:drawing>
+      </w:r>
+    </w:p>
     <w:p>
       <w:pPr>
         <w:spacing w:before="0" w:after="0" w:lineRule="exact" w:line="320"/>

--- a/reminders_14oct/2_Reminder2_Letter_Memo1634.docx
+++ b/reminders_14oct/2_Reminder2_Letter_Memo1634.docx
@@ -7,6 +7,74 @@
         <w:spacing w:before="0" w:after="0" w:line="240" w:lineRule="auto"/>
         <w:jc w:val="center"/>
       </w:pPr>
+      <w:r>
+        <w:drawing>
+          <wp:anchor xmlns:a="http://schemas.openxmlformats.org/drawingml/2006/main" distT="0" distB="0" distL="114300" distR="114300" simplePos="0" relativeHeight="251658240" behindDoc="0" locked="0" layoutInCell="1" allowOverlap="1">
+            <wp:simplePos x="0" y="0"/>
+            <wp:positionH relativeFrom="page">
+              <wp:posOffset>5050000</wp:posOffset>
+            </wp:positionH>
+            <wp:positionV relativeFrom="page">
+              <wp:posOffset>220000</wp:posOffset>
+            </wp:positionV>
+            <wp:extent cx="2150000" cy="400000"/>
+            <wp:effectExtent l="25400" t="25400" r="63500" b="63500"/>
+            <wp:wrapNone/>
+            <wp:docPr id="50" name="ReminderMark"/>
+            <wp:cNvGraphicFramePr>
+              <a:graphicFrameLocks noChangeAspect="0"/>
+            </wp:cNvGraphicFramePr>
+            <a:graphic>
+              <a:graphicData uri="http://schemas.microsoft.com/office/word/2010/wordprocessingShape">
+                <wps:wsp>
+                  <wps:cNvSpPr txBox="1"/>
+                  <wps:spPr>
+                    <a:xfrm>
+                      <a:off x="0" y="0"/>
+                      <a:ext cx="2150000" cy="400000"/>
+                    </a:xfrm>
+                    <a:prstGeom prst="rect">
+                      <a:avLst/>
+                    </a:prstGeom>
+                    <a:noFill/>
+                    <a:ln>
+                      <a:noFill/>
+                    </a:ln>
+                  </wps:spPr>
+                  <wps:txbx>
+                    <w:txbxContent>
+                      <w:p>
+                        <w:pPr>
+                          <w:jc w:val="right"/>
+                          <w:spacing w:before="0" w:after="0"/>
+                        </w:pPr>
+                        <w:r>
+                          <w:rPr>
+                            <w:rFonts w:ascii="Bookman Old Style" w:hAnsi="Bookman Old Style" w:cs="Bookman Old Style" w:eastAsia="Bookman Old Style"/>
+                            <w:b/>
+                            <w:i/>
+                            <w:sz w:val="44"/>
+                            <w:szCs w:val="44"/>
+                            <w:color w:val="7A1020"/>
+                            <w14:textOutline w14:w="12700" w14:cap="rnd" w14:cmpd="sng" w14:algn="ctr">
+                              <w14:solidFill>
+                                <w14:srgbClr w14:val="7A1020"/>
+                              </w14:solidFill>
+                              <w14:prstDash w14:val="solid"/>
+                            </w14:textOutline>
+                          </w:rPr>
+                          <w:t>Reminder-2</w:t>
+                        </w:r>
+                      </w:p>
+                    </w:txbxContent>
+                  </wps:txbx>
+                  <wps:bodyPr wrap="none" lIns="0" tIns="0" rIns="0" bIns="0" rtlCol="0" anchor="ctr"/>
+                </wps:wsp>
+              </a:graphicData>
+            </a:graphic>
+          </wp:anchor>
+        </w:drawing>
+      </w:r>
       <w:r>
         <w:drawing>
           <wp:inline xmlns:a="http://schemas.openxmlformats.org/drawingml/2006/main" xmlns:pic="http://schemas.openxmlformats.org/drawingml/2006/picture">
@@ -309,7 +377,7 @@
           <w:color w:val="000000"/>
           <w:sz w:val="24"/>
         </w:rPr>
-        <w:t>Your office, by Memo No. 2272/G-8 dated 30.09.2026, has informed that the enquiries are under process and that the reports will be sent case-wise. That reply does not enclose the enquiry report of any of the remaining 40 (forty) cases. As on 14.10.2026, those 40 (forty) reports are still awaited in this office. The list enclosed with Reminder-1 is enclosed again.</w:t>
+        <w:t>Your office, by Memo No. 2272/G-8 dated 30.09.2026, has informed that the enquiries are under process and that the reports will be sent case-wise. That reply did not enclose the enquiry report of any of the then remaining 40 (forty) cases. Since then, enquiry reports have been received in 3 (three) further cases, namely Sl. No. 7 (Debaprosad Talapatra), 35 (Jharna Chakraborty) and 40 (Narayan Chatterjee). As on 14.10.2026, the enquiry reports of the remaining 37 (thirty-seven) cases are still awaited in this office. The list of those 37 (thirty-seven) pending cases is enclosed.</w:t>
       </w:r>
     </w:p>
     <w:p>
@@ -324,7 +392,7 @@
           <w:color w:val="000000"/>
           <w:sz w:val="24"/>
         </w:rPr>
-        <w:t>This being the SECOND REMINDER, you are requested to treat the matter as urgent and to submit the enquiry reports of the 40 (forty) pending cases, in the prescribed format and with the enclosures asked for in Memo No. 1634/SDO(S) dated 03.09.2026, within 7 (seven) days from the date of receipt of this reminder.</w:t>
+        <w:t>This being the SECOND REMINDER, you are requested to treat the matter as urgent and to submit the enquiry reports of the 37 (thirty-seven) pending cases, in the prescribed format and with the enclosures asked for in Memo No. 1634/SDO(S) dated 03.09.2026, within 7 (seven) days from the date of receipt of this reminder.</w:t>
       </w:r>
     </w:p>
     <w:p>
@@ -354,7 +422,7 @@
           <w:color w:val="000000"/>
           <w:sz w:val="24"/>
         </w:rPr>
-        <w:t>Enclo: List of 40 (forty) pending cases.</w:t>
+        <w:t>Enclo: List of 37 (thirty-seven) pending cases.</w:t>
       </w:r>
     </w:p>
     <w:p>
@@ -369,7 +437,22 @@
           <w:color w:val="000000"/>
           <w:sz w:val="24"/>
         </w:rPr>
-        <w:t>Sub-Divisional Officer,</w:t>
+        <w:t>Dr Dipanwita Patra, WBCS (Exe)</w:t>
+      </w:r>
+    </w:p>
+    <w:p>
+      <w:pPr>
+        <w:spacing w:before="0" w:after="0" w:lineRule="exact" w:line="320"/>
+        <w:jc w:val="right"/>
+      </w:pPr>
+      <w:r>
+        <w:rPr>
+          <w:rFonts w:ascii="Bookman Old Style" w:hAnsi="Bookman Old Style" w:cs="Bookman Old Style" w:eastAsia="Bookman Old Style"/>
+          <w:b/>
+          <w:color w:val="000000"/>
+          <w:sz w:val="24"/>
+        </w:rPr>
+        <w:t>Sub-Divisional Officer</w:t>
       </w:r>
     </w:p>
     <w:p>
@@ -384,7 +467,7 @@
           <w:color w:val="000000"/>
           <w:sz w:val="24"/>
         </w:rPr>
-        <w:t>Balurghat, Dakshin Dinajpur.</w:t>
+        <w:t>Balurghat, Dakshin Dinajpur</w:t>
       </w:r>
     </w:p>
     <w:p>
@@ -483,7 +566,7 @@
           <w:color w:val="000000"/>
           <w:sz w:val="24"/>
         </w:rPr>
-        <w:t>Sub-Divisional Officer,</w:t>
+        <w:t>Dr Dipanwita Patra, WBCS (Exe)</w:t>
       </w:r>
     </w:p>
     <w:p>
@@ -498,7 +581,22 @@
           <w:color w:val="000000"/>
           <w:sz w:val="24"/>
         </w:rPr>
-        <w:t>Balurghat, Dakshin Dinajpur.</w:t>
+        <w:t>Sub-Divisional Officer</w:t>
+      </w:r>
+    </w:p>
+    <w:p>
+      <w:pPr>
+        <w:spacing w:before="0" w:after="0" w:lineRule="exact" w:line="320"/>
+        <w:jc w:val="right"/>
+      </w:pPr>
+      <w:r>
+        <w:rPr>
+          <w:rFonts w:ascii="Bookman Old Style" w:hAnsi="Bookman Old Style" w:cs="Bookman Old Style" w:eastAsia="Bookman Old Style"/>
+          <w:b/>
+          <w:color w:val="000000"/>
+          <w:sz w:val="24"/>
+        </w:rPr>
+        <w:t>Balurghat, Dakshin Dinajpur</w:t>
       </w:r>
     </w:p>
     <w:p>
@@ -529,7 +627,7 @@
           <w:color w:val="000000"/>
           <w:sz w:val="24"/>
         </w:rPr>
-        <w:t>Annexure – List of 40 (forty) Pending Legal Heir Enquiry Cases</w:t>
+        <w:t>Annexure – List of 37 (thirty-seven) Pending Legal Heir Enquiry Cases</w:t>
       </w:r>
     </w:p>
     <w:tbl>
@@ -1148,92 +1246,6 @@
                 <w:sz w:val="16"/>
               </w:rPr>
               <w:t>Uttar Chakbhabani, Balurghat</w:t>
-            </w:r>
-          </w:p>
-        </w:tc>
-      </w:tr>
-      <w:tr>
-        <w:tc>
-          <w:tcPr>
-            <w:tcW w:type="dxa" w:w="907"/>
-          </w:tcPr>
-          <w:p>
-            <w:pPr>
-              <w:spacing w:before="20" w:after="20" w:line="240" w:lineRule="auto"/>
-              <w:jc w:val="center"/>
-            </w:pPr>
-            <w:r/>
-            <w:r>
-              <w:rPr>
-                <w:rFonts w:ascii="Bookman Old Style" w:hAnsi="Bookman Old Style" w:cs="Bookman Old Style" w:eastAsia="Bookman Old Style"/>
-                <w:b w:val="0"/>
-                <w:color w:val="000000"/>
-                <w:sz w:val="16"/>
-              </w:rPr>
-              <w:t>7</w:t>
-            </w:r>
-          </w:p>
-        </w:tc>
-        <w:tc>
-          <w:tcPr>
-            <w:tcW w:type="dxa" w:w="2948"/>
-          </w:tcPr>
-          <w:p>
-            <w:pPr>
-              <w:spacing w:before="20" w:after="20" w:line="240" w:lineRule="auto"/>
-              <w:jc w:val="left"/>
-            </w:pPr>
-            <w:r/>
-            <w:r>
-              <w:rPr>
-                <w:rFonts w:ascii="Bookman Old Style" w:hAnsi="Bookman Old Style" w:cs="Bookman Old Style" w:eastAsia="Bookman Old Style"/>
-                <w:b w:val="0"/>
-                <w:color w:val="000000"/>
-                <w:sz w:val="16"/>
-              </w:rPr>
-              <w:t>Debaprosad Talapatra</w:t>
-            </w:r>
-          </w:p>
-        </w:tc>
-        <w:tc>
-          <w:tcPr>
-            <w:tcW w:type="dxa" w:w="2948"/>
-          </w:tcPr>
-          <w:p>
-            <w:pPr>
-              <w:spacing w:before="20" w:after="20" w:line="240" w:lineRule="auto"/>
-              <w:jc w:val="left"/>
-            </w:pPr>
-            <w:r/>
-            <w:r>
-              <w:rPr>
-                <w:rFonts w:ascii="Bookman Old Style" w:hAnsi="Bookman Old Style" w:cs="Bookman Old Style" w:eastAsia="Bookman Old Style"/>
-                <w:b w:val="0"/>
-                <w:color w:val="000000"/>
-                <w:sz w:val="16"/>
-              </w:rPr>
-              <w:t>Jhumpa Talapatra</w:t>
-            </w:r>
-          </w:p>
-        </w:tc>
-        <w:tc>
-          <w:tcPr>
-            <w:tcW w:type="dxa" w:w="3061"/>
-          </w:tcPr>
-          <w:p>
-            <w:pPr>
-              <w:spacing w:before="20" w:after="20" w:line="240" w:lineRule="auto"/>
-              <w:jc w:val="left"/>
-            </w:pPr>
-            <w:r/>
-            <w:r>
-              <w:rPr>
-                <w:rFonts w:ascii="Bookman Old Style" w:hAnsi="Bookman Old Style" w:cs="Bookman Old Style" w:eastAsia="Bookman Old Style"/>
-                <w:b w:val="0"/>
-                <w:color w:val="000000"/>
-                <w:sz w:val="16"/>
-              </w:rPr>
-              <w:t>Mangalpur, Balurghat</w:t>
             </w:r>
           </w:p>
         </w:tc>
@@ -3492,92 +3504,6 @@
                 <w:color w:val="000000"/>
                 <w:sz w:val="16"/>
               </w:rPr>
-              <w:t>35</w:t>
-            </w:r>
-          </w:p>
-        </w:tc>
-        <w:tc>
-          <w:tcPr>
-            <w:tcW w:type="dxa" w:w="2948"/>
-          </w:tcPr>
-          <w:p>
-            <w:pPr>
-              <w:spacing w:before="20" w:after="20" w:line="240" w:lineRule="auto"/>
-              <w:jc w:val="left"/>
-            </w:pPr>
-            <w:r/>
-            <w:r>
-              <w:rPr>
-                <w:rFonts w:ascii="Bookman Old Style" w:hAnsi="Bookman Old Style" w:cs="Bookman Old Style" w:eastAsia="Bookman Old Style"/>
-                <w:b w:val="0"/>
-                <w:color w:val="000000"/>
-                <w:sz w:val="16"/>
-              </w:rPr>
-              <w:t>Jharna Chakraborty</w:t>
-            </w:r>
-          </w:p>
-        </w:tc>
-        <w:tc>
-          <w:tcPr>
-            <w:tcW w:type="dxa" w:w="2948"/>
-          </w:tcPr>
-          <w:p>
-            <w:pPr>
-              <w:spacing w:before="20" w:after="20" w:line="240" w:lineRule="auto"/>
-              <w:jc w:val="left"/>
-            </w:pPr>
-            <w:r/>
-            <w:r>
-              <w:rPr>
-                <w:rFonts w:ascii="Bookman Old Style" w:hAnsi="Bookman Old Style" w:cs="Bookman Old Style" w:eastAsia="Bookman Old Style"/>
-                <w:b w:val="0"/>
-                <w:color w:val="000000"/>
-                <w:sz w:val="16"/>
-              </w:rPr>
-              <w:t>Kuheli Chakraborty</w:t>
-            </w:r>
-          </w:p>
-        </w:tc>
-        <w:tc>
-          <w:tcPr>
-            <w:tcW w:type="dxa" w:w="3061"/>
-          </w:tcPr>
-          <w:p>
-            <w:pPr>
-              <w:spacing w:before="20" w:after="20" w:line="240" w:lineRule="auto"/>
-              <w:jc w:val="left"/>
-            </w:pPr>
-            <w:r/>
-            <w:r>
-              <w:rPr>
-                <w:rFonts w:ascii="Bookman Old Style" w:hAnsi="Bookman Old Style" w:cs="Bookman Old Style" w:eastAsia="Bookman Old Style"/>
-                <w:b w:val="0"/>
-                <w:color w:val="000000"/>
-                <w:sz w:val="16"/>
-              </w:rPr>
-              <w:t>Power House, Balurghat</w:t>
-            </w:r>
-          </w:p>
-        </w:tc>
-      </w:tr>
-      <w:tr>
-        <w:tc>
-          <w:tcPr>
-            <w:tcW w:type="dxa" w:w="907"/>
-          </w:tcPr>
-          <w:p>
-            <w:pPr>
-              <w:spacing w:before="20" w:after="20" w:line="240" w:lineRule="auto"/>
-              <w:jc w:val="center"/>
-            </w:pPr>
-            <w:r/>
-            <w:r>
-              <w:rPr>
-                <w:rFonts w:ascii="Bookman Old Style" w:hAnsi="Bookman Old Style" w:cs="Bookman Old Style" w:eastAsia="Bookman Old Style"/>
-                <w:b w:val="0"/>
-                <w:color w:val="000000"/>
-                <w:sz w:val="16"/>
-              </w:rPr>
               <w:t>37</w:t>
             </w:r>
           </w:p>
@@ -3728,92 +3654,6 @@
                 <w:sz w:val="16"/>
               </w:rPr>
               <w:t>Jogomaya School Para, Balurghat</w:t>
-            </w:r>
-          </w:p>
-        </w:tc>
-      </w:tr>
-      <w:tr>
-        <w:tc>
-          <w:tcPr>
-            <w:tcW w:type="dxa" w:w="907"/>
-          </w:tcPr>
-          <w:p>
-            <w:pPr>
-              <w:spacing w:before="20" w:after="20" w:line="240" w:lineRule="auto"/>
-              <w:jc w:val="center"/>
-            </w:pPr>
-            <w:r/>
-            <w:r>
-              <w:rPr>
-                <w:rFonts w:ascii="Bookman Old Style" w:hAnsi="Bookman Old Style" w:cs="Bookman Old Style" w:eastAsia="Bookman Old Style"/>
-                <w:b w:val="0"/>
-                <w:color w:val="000000"/>
-                <w:sz w:val="16"/>
-              </w:rPr>
-              <w:t>40</w:t>
-            </w:r>
-          </w:p>
-        </w:tc>
-        <w:tc>
-          <w:tcPr>
-            <w:tcW w:type="dxa" w:w="2948"/>
-          </w:tcPr>
-          <w:p>
-            <w:pPr>
-              <w:spacing w:before="20" w:after="20" w:line="240" w:lineRule="auto"/>
-              <w:jc w:val="left"/>
-            </w:pPr>
-            <w:r/>
-            <w:r>
-              <w:rPr>
-                <w:rFonts w:ascii="Bookman Old Style" w:hAnsi="Bookman Old Style" w:cs="Bookman Old Style" w:eastAsia="Bookman Old Style"/>
-                <w:b w:val="0"/>
-                <w:color w:val="000000"/>
-                <w:sz w:val="16"/>
-              </w:rPr>
-              <w:t>Narayan Chatterjee</w:t>
-            </w:r>
-          </w:p>
-        </w:tc>
-        <w:tc>
-          <w:tcPr>
-            <w:tcW w:type="dxa" w:w="2948"/>
-          </w:tcPr>
-          <w:p>
-            <w:pPr>
-              <w:spacing w:before="20" w:after="20" w:line="240" w:lineRule="auto"/>
-              <w:jc w:val="left"/>
-            </w:pPr>
-            <w:r/>
-            <w:r>
-              <w:rPr>
-                <w:rFonts w:ascii="Bookman Old Style" w:hAnsi="Bookman Old Style" w:cs="Bookman Old Style" w:eastAsia="Bookman Old Style"/>
-                <w:b w:val="0"/>
-                <w:color w:val="000000"/>
-                <w:sz w:val="16"/>
-              </w:rPr>
-              <w:t>Mita Chatterjee</w:t>
-            </w:r>
-          </w:p>
-        </w:tc>
-        <w:tc>
-          <w:tcPr>
-            <w:tcW w:type="dxa" w:w="3061"/>
-          </w:tcPr>
-          <w:p>
-            <w:pPr>
-              <w:spacing w:before="20" w:after="20" w:line="240" w:lineRule="auto"/>
-              <w:jc w:val="left"/>
-            </w:pPr>
-            <w:r/>
-            <w:r>
-              <w:rPr>
-                <w:rFonts w:ascii="Bookman Old Style" w:hAnsi="Bookman Old Style" w:cs="Bookman Old Style" w:eastAsia="Bookman Old Style"/>
-                <w:b w:val="0"/>
-                <w:color w:val="000000"/>
-                <w:sz w:val="16"/>
-              </w:rPr>
-              <w:t>Prachya Bharati Road, Balurghat</w:t>
             </w:r>
           </w:p>
         </w:tc>
@@ -4089,7 +3929,7 @@
           <w:color w:val="000000"/>
           <w:sz w:val="24"/>
         </w:rPr>
-        <w:t>Sub-Divisional Officer,</w:t>
+        <w:t>Dr Dipanwita Patra, WBCS (Exe)</w:t>
       </w:r>
     </w:p>
     <w:p>
@@ -4104,7 +3944,22 @@
           <w:color w:val="000000"/>
           <w:sz w:val="24"/>
         </w:rPr>
-        <w:t>Balurghat, Dakshin Dinajpur.</w:t>
+        <w:t>Sub-Divisional Officer</w:t>
+      </w:r>
+    </w:p>
+    <w:p>
+      <w:pPr>
+        <w:spacing w:before="0" w:after="0" w:lineRule="exact" w:line="320"/>
+        <w:jc w:val="right"/>
+      </w:pPr>
+      <w:r>
+        <w:rPr>
+          <w:rFonts w:ascii="Bookman Old Style" w:hAnsi="Bookman Old Style" w:cs="Bookman Old Style" w:eastAsia="Bookman Old Style"/>
+          <w:b/>
+          <w:color w:val="000000"/>
+          <w:sz w:val="24"/>
+        </w:rPr>
+        <w:t>Balurghat, Dakshin Dinajpur</w:t>
       </w:r>
     </w:p>
     <w:sectPr>
